--- a/Collatio/9/1. Textos/2. Limpios/9-I.docx
+++ b/Collatio/9/1. Textos/2. Limpios/9-I.docx
@@ -1,24 +1,42 @@
 
 <file path=word/document.xml><?xml version="1.0" encoding="utf-8"?>
-<w:document xmlns:wpc="http://schemas.microsoft.com/office/word/2010/wordprocessingCanvas" xmlns:cx="http://schemas.microsoft.com/office/drawing/2014/chartex" xmlns:cx1="http://schemas.microsoft.com/office/drawing/2015/9/8/chartex" xmlns:cx2="http://schemas.microsoft.com/office/drawing/2015/10/21/chartex" xmlns:cx3="http://schemas.microsoft.com/office/drawing/2016/5/9/chartex" xmlns:cx4="http://schemas.microsoft.com/office/drawing/2016/5/10/chartex" xmlns:cx5="http://schemas.microsoft.com/office/drawing/2016/5/11/chartex" xmlns:cx6="http://schemas.microsoft.com/office/drawing/2016/5/12/chartex" xmlns:cx7="http://schemas.microsoft.com/office/drawing/2016/5/13/chartex" xmlns:cx8="http://schemas.microsoft.com/office/drawing/2016/5/14/chartex" xmlns:mc="http://schemas.openxmlformats.org/markup-compatibility/2006" xmlns:aink="http://schemas.microsoft.com/office/drawing/2016/ink" xmlns:am3d="http://schemas.microsoft.com/office/drawing/2017/model3d" xmlns:o="urn:schemas-microsoft-com:office:office" xmlns:oel="http://schemas.microsoft.com/office/2019/extlst" xmlns:r="http://schemas.openxmlformats.org/officeDocument/2006/relationships" xmlns:m="http://schemas.openxmlformats.org/officeDocument/2006/math" xmlns:v="urn:schemas-microsoft-com:vml" xmlns:wp14="http://schemas.microsoft.com/office/word/2010/wordprocessingDrawing" xmlns:wp="http://schemas.openxmlformats.org/drawingml/2006/wordprocessingDrawing" xmlns:w10="urn:schemas-microsoft-com:office:word" xmlns:w="http://schemas.openxmlformats.org/wordprocessingml/2006/main" xmlns:w14="http://schemas.microsoft.com/office/word/2010/wordml" xmlns:w15="http://schemas.microsoft.com/office/word/2012/wordml" xmlns:w16cex="http://schemas.microsoft.com/office/word/2018/wordml/cex" xmlns:w16cid="http://schemas.microsoft.com/office/word/2016/wordml/cid" xmlns:w16="http://schemas.microsoft.com/office/word/2018/wordml" xmlns:w16sdtdh="http://schemas.microsoft.com/office/word/2020/wordml/sdtdatahash" xmlns:w16se="http://schemas.microsoft.com/office/word/2015/wordml/symex" xmlns:wpg="http://schemas.microsoft.com/office/word/2010/wordprocessingGroup" xmlns:wpi="http://schemas.microsoft.com/office/word/2010/wordprocessingInk" xmlns:wne="http://schemas.microsoft.com/office/word/2006/wordml" xmlns:wps="http://schemas.microsoft.com/office/word/2010/wordprocessingShape" mc:Ignorable="w14 w15 w16se w16cid w16 w16cex w16sdtdh wp14">
+<w:document xmlns:wpc="http://schemas.microsoft.com/office/word/2010/wordprocessingCanvas" xmlns:cx="http://schemas.microsoft.com/office/drawing/2014/chartex" xmlns:cx1="http://schemas.microsoft.com/office/drawing/2015/9/8/chartex" xmlns:cx2="http://schemas.microsoft.com/office/drawing/2015/10/21/chartex" xmlns:cx3="http://schemas.microsoft.com/office/drawing/2016/5/9/chartex" xmlns:cx4="http://schemas.microsoft.com/office/drawing/2016/5/10/chartex" xmlns:cx5="http://schemas.microsoft.com/office/drawing/2016/5/11/chartex" xmlns:cx6="http://schemas.microsoft.com/office/drawing/2016/5/12/chartex" xmlns:cx7="http://schemas.microsoft.com/office/drawing/2016/5/13/chartex" xmlns:cx8="http://schemas.microsoft.com/office/drawing/2016/5/14/chartex" xmlns:mc="http://schemas.openxmlformats.org/markup-compatibility/2006" xmlns:aink="http://schemas.microsoft.com/office/drawing/2016/ink" xmlns:am3d="http://schemas.microsoft.com/office/drawing/2017/model3d" xmlns:o="urn:schemas-microsoft-com:office:office" xmlns:oel="http://schemas.microsoft.com/office/2019/extlst" xmlns:r="http://schemas.openxmlformats.org/officeDocument/2006/relationships" xmlns:m="http://schemas.openxmlformats.org/officeDocument/2006/math" xmlns:v="urn:schemas-microsoft-com:vml" xmlns:wp14="http://schemas.microsoft.com/office/word/2010/wordprocessingDrawing" xmlns:wp="http://schemas.openxmlformats.org/drawingml/2006/wordprocessingDrawing" xmlns:w10="urn:schemas-microsoft-com:office:word" xmlns:w="http://schemas.openxmlformats.org/wordprocessingml/2006/main" xmlns:w14="http://schemas.microsoft.com/office/word/2010/wordml" xmlns:w15="http://schemas.microsoft.com/office/word/2012/wordml" xmlns:w16cex="http://schemas.microsoft.com/office/word/2018/wordml/cex" xmlns:w16cid="http://schemas.microsoft.com/office/word/2016/wordml/cid" xmlns:w16="http://schemas.microsoft.com/office/word/2018/wordml" xmlns:w16du="http://schemas.microsoft.com/office/word/2023/wordml/word16du" xmlns:w16sdtdh="http://schemas.microsoft.com/office/word/2020/wordml/sdtdatahash" xmlns:w16sdtfl="http://schemas.microsoft.com/office/word/2024/wordml/sdtformatlock" xmlns:w16se="http://schemas.microsoft.com/office/word/2015/wordml/symex" xmlns:wpg="http://schemas.microsoft.com/office/word/2010/wordprocessingGroup" xmlns:wpi="http://schemas.microsoft.com/office/word/2010/wordprocessingInk" xmlns:wne="http://schemas.microsoft.com/office/word/2006/wordml" xmlns:wps="http://schemas.microsoft.com/office/word/2010/wordprocessingShape" mc:Ignorable="w14 w15 w16se w16cid w16 w16cex w16sdtdh w16sdtfl w16du wp14">
   <w:body>
     <w:p>
+      <w:pPr>
+        <w:rPr>
+          <w:rFonts w:ascii="Brill" w:hAnsi="Brill"/>
+        </w:rPr>
+      </w:pPr>
       <w:r>
+        <w:rPr>
+          <w:rFonts w:ascii="Brill" w:hAnsi="Brill"/>
+        </w:rPr>
         <w:t>Pregunto el diciplo maestro pues la virtud del alma se estiende por todo el cuerpo quando tajan al ombre el pie o la mano tajan y la virtud del alma dixo el maestro a esto te respondere yo muy aina sepas que quando al ombre vibo dan la ferida de que se corta el pie o la mano o qual quier mienbro en que esto acaesce en qual</w:t>
       </w:r>
       <w:r>
+        <w:rPr>
+          <w:rFonts w:ascii="Brill" w:hAnsi="Brill"/>
+        </w:rPr>
         <w:t xml:space="preserve"> </w:t>
       </w:r>
       <w:r>
+        <w:rPr>
+          <w:rFonts w:ascii="Brill" w:hAnsi="Brill"/>
+        </w:rPr>
         <w:t>quier logar esta su parte de la virtud del alma mas esta metida en la sangre que se govierna aquel mienbro ca la virtud del alma da calentura a la sangre para correr por el cuerpo por governar lo quando viene la ferida en aquel mienbro asi como la ferida es dada llega y la sangre caliente con la virtud del alma que la trae para correr por aquel logar do solia e quando falla aquel logar tajado da le la friura del aire en la sangre e rompe</w:t>
       </w:r>
       <w:r>
         <w:rPr>
+          <w:rFonts w:ascii="Brill" w:hAnsi="Brill"/>
           <w:lang w:val="es-ES"/>
         </w:rPr>
         <w:t xml:space="preserve"> </w:t>
       </w:r>
       <w:r>
+        <w:rPr>
+          <w:rFonts w:ascii="Brill" w:hAnsi="Brill"/>
+        </w:rPr>
         <w:t>la e la virtud del alma siente el corronpimiento de la sangre e viene se a aquel logar onde vino e onde estava la raiz e la fuerça d ella e tu sabes bien que te ya dixe que el alma que es de natura de los angeles que an comienço e non an fin pues si el alma se pudiese tajar luego abria fin como otra criatura e tornaria en si ninguna ansi como la tomava el cuerpo del mienbro que perdio e eso mesmo fallaras en el rayo del sol que no puede tajar se de la rueda del sol onde veno</w:t>
       </w:r>
     </w:p>
@@ -33,7 +51,7 @@
 </file>
 
 <file path=word/styles.xml><?xml version="1.0" encoding="utf-8"?>
-<w:styles xmlns:mc="http://schemas.openxmlformats.org/markup-compatibility/2006" xmlns:r="http://schemas.openxmlformats.org/officeDocument/2006/relationships" xmlns:w="http://schemas.openxmlformats.org/wordprocessingml/2006/main" xmlns:w14="http://schemas.microsoft.com/office/word/2010/wordml" xmlns:w15="http://schemas.microsoft.com/office/word/2012/wordml" xmlns:w16cex="http://schemas.microsoft.com/office/word/2018/wordml/cex" xmlns:w16cid="http://schemas.microsoft.com/office/word/2016/wordml/cid" xmlns:w16="http://schemas.microsoft.com/office/word/2018/wordml" xmlns:w16sdtdh="http://schemas.microsoft.com/office/word/2020/wordml/sdtdatahash" xmlns:w16se="http://schemas.microsoft.com/office/word/2015/wordml/symex" mc:Ignorable="w14 w15 w16se w16cid w16 w16cex w16sdtdh">
+<w:styles xmlns:mc="http://schemas.openxmlformats.org/markup-compatibility/2006" xmlns:r="http://schemas.openxmlformats.org/officeDocument/2006/relationships" xmlns:w="http://schemas.openxmlformats.org/wordprocessingml/2006/main" xmlns:w14="http://schemas.microsoft.com/office/word/2010/wordml" xmlns:w15="http://schemas.microsoft.com/office/word/2012/wordml" xmlns:w16cex="http://schemas.microsoft.com/office/word/2018/wordml/cex" xmlns:w16cid="http://schemas.microsoft.com/office/word/2016/wordml/cid" xmlns:w16="http://schemas.microsoft.com/office/word/2018/wordml" xmlns:w16du="http://schemas.microsoft.com/office/word/2023/wordml/word16du" xmlns:w16sdtdh="http://schemas.microsoft.com/office/word/2020/wordml/sdtdatahash" xmlns:w16sdtfl="http://schemas.microsoft.com/office/word/2024/wordml/sdtformatlock" xmlns:w16se="http://schemas.microsoft.com/office/word/2015/wordml/symex" mc:Ignorable="w14 w15 w16se w16cid w16 w16cex w16sdtdh w16sdtfl w16du">
   <w:docDefaults>
     <w:rPrDefault>
       <w:rPr>
